--- a/exercisemenu-batch2/out/03-cable-lat-pulldown.docx
+++ b/exercisemenu-batch2/out/03-cable-lat-pulldown.docx
@@ -1548,7 +1548,7 @@
           </w:tcPr>
           <w:p>
             <w:r>
-              <w:t>Grip Width Is Flexible: Andersen and colleagues (2014) found similar lat activity with grips 1 to 2 times shoulder width, with the wide grip a little higher during the lowering phase. Use the width that feels best.</w:t>
+              <w:t>Grip Width Is Flexible: Andersen and colleagues (2014) found similar overall lat activity with grips 1 to 2 times shoulder width; the wide grip was higher than the narrow grip only during the lowering phase. Use the width that feels best.</w:t>
             </w:r>
           </w:p>
         </w:tc>
@@ -1755,7 +1755,7 @@
           </w:tcPr>
           <w:p>
             <w:r>
-              <w:t>A narrower, palms-facing grip is comfortable for many lifters and usually allows a little more weight.</w:t>
+              <w:t>A narrower, palms-facing grip that many lifters find comfortable on the shoulders.</w:t>
             </w:r>
           </w:p>
         </w:tc>
@@ -2311,7 +2311,7 @@
           </w:tcPr>
           <w:p>
             <w:r>
-              <w:t>Your arms always help, but feeling them most usually means you are pulling with your hands. Focus on driving your elbows down.</w:t>
+              <w:t>Your arms always help. If you feel them most, you are probably pulling with your hands. Focus on driving your elbows down.</w:t>
             </w:r>
           </w:p>
         </w:tc>
